--- a/public/uwe-schwarz-cv-en-2026-10-17.docx
+++ b/public/uwe-schwarz-cv-en-2026-10-17.docx
@@ -1174,7 +1174,7 @@
                 <w:sz w:val="18"/>
                 <w:szCs w:val="18"/>
               </w:rPr>
-              <w:t xml:space="preserve">Advised on data protection, audit, and certification requirements, including ISO 27001, BSI baseline protection, NIST, and MITRE.</w:t>
+              <w:t xml:space="preserve">Advised on data protection, audit, and certification requirements, including ISO 27001, BSI IT Baseline Protection, NIST, and MITRE.</w:t>
             </w:r>
           </w:p>
           <w:p>
@@ -1564,7 +1564,7 @@
                 <w:sz w:val="18"/>
                 <w:szCs w:val="18"/>
               </w:rPr>
-              <w:t xml:space="preserve">Held additional responsibilities in the surrounding mail infrastructure, including dovecot, postfix, Linux-based services, DNS, proxy, load balancing, and cloud storage.</w:t>
+              <w:t xml:space="preserve">Held additional responsibilities in the surrounding mail infrastructure, including Dovecot, Postfix, Linux-based services, DNS, proxy, load balancing, and cloud storage.</w:t>
             </w:r>
           </w:p>
           <w:p>
@@ -1654,17 +1654,17 @@
                 <w:sz w:val="20"/>
                 <w:szCs w:val="20"/>
               </w:rPr>
-              <w:t xml:space="preserve">Member of the Board</w:t>
-            </w:r>
-          </w:p>
-          <w:p>
-            <w:r>
-              <w:rPr>
-                <w:color w:val="1B6E5A"/>
-                <w:sz w:val="18"/>
-                <w:szCs w:val="18"/>
-              </w:rPr>
-              <w:t xml:space="preserve">DEGIT AG</w:t>
+              <w:t xml:space="preserve">Lead Software Engineer – SchlauFabrik Training Platform</w:t>
+            </w:r>
+          </w:p>
+          <w:p>
+            <w:r>
+              <w:rPr>
+                <w:color w:val="1B6E5A"/>
+                <w:sz w:val="18"/>
+                <w:szCs w:val="18"/>
+              </w:rPr>
+              <w:t xml:space="preserve">xtensible UG (haftungsbeschränkt) &amp; Co. KG</w:t>
             </w:r>
             <w:r>
               <w:rPr>
@@ -1672,7 +1672,7 @@
                 <w:sz w:val="18"/>
                 <w:szCs w:val="18"/>
               </w:rPr>
-              <w:t xml:space="preserve"> — May 2018 - Present</w:t>
+              <w:t xml:space="preserve"> — Dec 2025 - Present</w:t>
             </w:r>
           </w:p>
           <w:p>
@@ -1704,64 +1704,140 @@
                 <w:sz w:val="18"/>
                 <w:szCs w:val="18"/>
               </w:rPr>
-              <w:t xml:space="preserve">Board-level responsibility for information security, privacy, and compliance topics.</w:t>
-            </w:r>
-          </w:p>
-          <w:p>
-            <w:pPr>
-              <w:pStyle w:val="ListParagraph"/>
-              <w:numPr>
-                <w:ilvl w:val="0"/>
-                <w:numId w:val="1"/>
-              </w:numPr>
-            </w:pPr>
-            <w:r>
-              <w:rPr>
-                <w:b w:val="false"/>
-                <w:bCs w:val="false"/>
-                <w:color w:val="07090B"/>
-                <w:sz w:val="18"/>
-                <w:szCs w:val="18"/>
-              </w:rPr>
-              <w:t xml:space="preserve">Trusted advisor for security, infrastructure, and regulatory requirements across client engagements.</w:t>
-            </w:r>
-          </w:p>
-          <w:p>
-            <w:pPr>
-              <w:pStyle w:val="ListParagraph"/>
-              <w:numPr>
-                <w:ilvl w:val="0"/>
-                <w:numId w:val="1"/>
-              </w:numPr>
-            </w:pPr>
-            <w:r>
-              <w:rPr>
-                <w:b w:val="false"/>
-                <w:bCs w:val="false"/>
-                <w:color w:val="07090B"/>
-                <w:sz w:val="18"/>
-                <w:szCs w:val="18"/>
-              </w:rPr>
-              <w:t xml:space="preserve">Contributed to secure and compliant IT architectures with a focus on modern technologies such as IPv6, Zero Trust, and Zero-Config VPN approaches.</w:t>
-            </w:r>
-          </w:p>
-          <w:p>
-            <w:pPr>
-              <w:pStyle w:val="ListParagraph"/>
-              <w:numPr>
-                <w:ilvl w:val="0"/>
-                <w:numId w:val="1"/>
-              </w:numPr>
-            </w:pPr>
-            <w:r>
-              <w:rPr>
-                <w:b w:val="false"/>
-                <w:bCs w:val="false"/>
-                <w:color w:val="07090B"/>
-                <w:sz w:val="18"/>
-                <w:szCs w:val="18"/>
-              </w:rPr>
-              <w:t xml:space="preserve">Connected governance requirements with practical technical implementation across security and infrastructure initiatives.</w:t>
+              <w:t xml:space="preserve">Designed, architected, and developed a multi-tenant training platform for compliance and AI topics with role-based access control and clear tenant isolation.</w:t>
+            </w:r>
+          </w:p>
+          <w:p>
+            <w:pPr>
+              <w:pStyle w:val="ListParagraph"/>
+              <w:numPr>
+                <w:ilvl w:val="0"/>
+                <w:numId w:val="1"/>
+              </w:numPr>
+            </w:pPr>
+            <w:r>
+              <w:rPr>
+                <w:b w:val="false"/>
+                <w:bCs w:val="false"/>
+                <w:color w:val="07090B"/>
+                <w:sz w:val="18"/>
+                <w:szCs w:val="18"/>
+              </w:rPr>
+              <w:t xml:space="preserve">Implemented core platform capabilities including course delivery, progress tracking, quizzes, assignments, and admin dashboards for tenant and user management.</w:t>
+            </w:r>
+          </w:p>
+          <w:p>
+            <w:pPr>
+              <w:pStyle w:val="ListParagraph"/>
+              <w:numPr>
+                <w:ilvl w:val="0"/>
+                <w:numId w:val="1"/>
+              </w:numPr>
+            </w:pPr>
+            <w:r>
+              <w:rPr>
+                <w:b w:val="false"/>
+                <w:bCs w:val="false"/>
+                <w:color w:val="07090B"/>
+                <w:sz w:val="18"/>
+                <w:szCs w:val="18"/>
+              </w:rPr>
+              <w:t xml:space="preserve">Implemented security-by-design using Postgres Row-Level Security, audit logging, rate limiting, and hardened authentication flows based on passkeys, magic links, 2FA, and SSO.</w:t>
+            </w:r>
+          </w:p>
+          <w:p>
+            <w:pPr>
+              <w:pStyle w:val="ListParagraph"/>
+              <w:numPr>
+                <w:ilvl w:val="0"/>
+                <w:numId w:val="1"/>
+              </w:numPr>
+            </w:pPr>
+            <w:r>
+              <w:rPr>
+                <w:b w:val="false"/>
+                <w:bCs w:val="false"/>
+                <w:color w:val="07090B"/>
+                <w:sz w:val="18"/>
+                <w:szCs w:val="18"/>
+              </w:rPr>
+              <w:t xml:space="preserve">Developed tamper-evident PDF certificates with QR verification, cryptographic hashing, and bulk export capabilities for audit and evidence workflows.</w:t>
+            </w:r>
+          </w:p>
+          <w:p>
+            <w:pPr>
+              <w:pStyle w:val="ListParagraph"/>
+              <w:numPr>
+                <w:ilvl w:val="0"/>
+                <w:numId w:val="1"/>
+              </w:numPr>
+            </w:pPr>
+            <w:r>
+              <w:rPr>
+                <w:b w:val="false"/>
+                <w:bCs w:val="false"/>
+                <w:color w:val="07090B"/>
+                <w:sz w:val="18"/>
+                <w:szCs w:val="18"/>
+              </w:rPr>
+              <w:t xml:space="preserve">Integrated Stripe billing including subscriptions, customer portal, and webhooks, and implemented tenant-based licensing models and soft-lock mechanisms for usage limits.</w:t>
+            </w:r>
+          </w:p>
+          <w:p>
+            <w:pPr>
+              <w:pStyle w:val="ListParagraph"/>
+              <w:numPr>
+                <w:ilvl w:val="0"/>
+                <w:numId w:val="1"/>
+              </w:numPr>
+            </w:pPr>
+            <w:r>
+              <w:rPr>
+                <w:b w:val="false"/>
+                <w:bCs w:val="false"/>
+                <w:color w:val="07090B"/>
+                <w:sz w:val="18"/>
+                <w:szCs w:val="18"/>
+              </w:rPr>
+              <w:t xml:space="preserve">Built with Next.js App Router, TypeScript, Bun, Tailwind, next-intl, Neon Postgres, Resend, and automated testing with Vitest and Playwright.</w:t>
+            </w:r>
+          </w:p>
+          <w:p>
+            <w:pPr>
+              <w:pStyle w:val="ListParagraph"/>
+              <w:numPr>
+                <w:ilvl w:val="0"/>
+                <w:numId w:val="1"/>
+              </w:numPr>
+            </w:pPr>
+            <w:r>
+              <w:rPr>
+                <w:b/>
+                <w:bCs/>
+                <w:color w:val="1B6E5A"/>
+                <w:sz w:val="18"/>
+                <w:szCs w:val="18"/>
+              </w:rPr>
+              <w:t xml:space="preserve">Achievement: Built a production-grade multi-tenant SaaS platform with row-level security, audit logs, and Stripe billing.</w:t>
+            </w:r>
+          </w:p>
+          <w:p>
+            <w:pPr>
+              <w:pStyle w:val="ListParagraph"/>
+              <w:numPr>
+                <w:ilvl w:val="0"/>
+                <w:numId w:val="1"/>
+              </w:numPr>
+            </w:pPr>
+            <w:r>
+              <w:rPr>
+                <w:b/>
+                <w:bCs/>
+                <w:color w:val="1B6E5A"/>
+                <w:sz w:val="18"/>
+                <w:szCs w:val="18"/>
+              </w:rPr>
+              <w:t xml:space="preserve">Achievement: Connected product logic, compliance requirements, and technical implementation in a consistent platform architecture.</w:t>
             </w:r>
           </w:p>
           <w:p/>
@@ -1773,17 +1849,17 @@
                 <w:sz w:val="20"/>
                 <w:szCs w:val="20"/>
               </w:rPr>
-              <w:t xml:space="preserve">Lead Software Engineer – SchlauFabrik Training Platform</w:t>
-            </w:r>
-          </w:p>
-          <w:p>
-            <w:r>
-              <w:rPr>
-                <w:color w:val="1B6E5A"/>
-                <w:sz w:val="18"/>
-                <w:szCs w:val="18"/>
-              </w:rPr>
-              <w:t xml:space="preserve">xtensible UG (haftungsbeschränkt) &amp; Co. KG</w:t>
+              <w:t xml:space="preserve">Founding Member &amp; Data Protection Officer</w:t>
+            </w:r>
+          </w:p>
+          <w:p>
+            <w:r>
+              <w:rPr>
+                <w:color w:val="1B6E5A"/>
+                <w:sz w:val="18"/>
+                <w:szCs w:val="18"/>
+              </w:rPr>
+              <w:t xml:space="preserve">AKTion gegen Krebs gUG</w:t>
             </w:r>
             <w:r>
               <w:rPr>
@@ -1791,7 +1867,7 @@
                 <w:sz w:val="18"/>
                 <w:szCs w:val="18"/>
               </w:rPr>
-              <w:t xml:space="preserve"> — December 2025 - Present</w:t>
+              <w:t xml:space="preserve"> — May 2025 - Present</w:t>
             </w:r>
           </w:p>
           <w:p>
@@ -1804,159 +1880,102 @@
                 <w:sz w:val="18"/>
                 <w:szCs w:val="18"/>
               </w:rPr>
-              <w:t xml:space="preserve">Hockenheim, Germany</w:t>
-            </w:r>
-          </w:p>
-          <w:p>
-            <w:pPr>
-              <w:pStyle w:val="ListParagraph"/>
-              <w:numPr>
-                <w:ilvl w:val="0"/>
-                <w:numId w:val="1"/>
-              </w:numPr>
-            </w:pPr>
-            <w:r>
-              <w:rPr>
-                <w:b w:val="false"/>
-                <w:bCs w:val="false"/>
-                <w:color w:val="07090B"/>
-                <w:sz w:val="18"/>
-                <w:szCs w:val="18"/>
-              </w:rPr>
-              <w:t xml:space="preserve">Designed, architected, and developed a multi-tenant training platform for compliance and AI topics with role-based access control and clear tenant isolation.</w:t>
-            </w:r>
-          </w:p>
-          <w:p>
-            <w:pPr>
-              <w:pStyle w:val="ListParagraph"/>
-              <w:numPr>
-                <w:ilvl w:val="0"/>
-                <w:numId w:val="1"/>
-              </w:numPr>
-            </w:pPr>
-            <w:r>
-              <w:rPr>
-                <w:b w:val="false"/>
-                <w:bCs w:val="false"/>
-                <w:color w:val="07090B"/>
-                <w:sz w:val="18"/>
-                <w:szCs w:val="18"/>
-              </w:rPr>
-              <w:t xml:space="preserve">Implemented core platform capabilities including course delivery, progress tracking, quizzes, assignments, and admin dashboards for tenant and user management.</w:t>
-            </w:r>
-          </w:p>
-          <w:p>
-            <w:pPr>
-              <w:pStyle w:val="ListParagraph"/>
-              <w:numPr>
-                <w:ilvl w:val="0"/>
-                <w:numId w:val="1"/>
-              </w:numPr>
-            </w:pPr>
-            <w:r>
-              <w:rPr>
-                <w:b w:val="false"/>
-                <w:bCs w:val="false"/>
-                <w:color w:val="07090B"/>
-                <w:sz w:val="18"/>
-                <w:szCs w:val="18"/>
-              </w:rPr>
-              <w:t xml:space="preserve">Implemented security-by-design using Postgres Row-Level Security, audit logging, rate limiting, and hardened authentication flows based on passkeys, magic links, 2FA, and SSO.</w:t>
-            </w:r>
-          </w:p>
-          <w:p>
-            <w:pPr>
-              <w:pStyle w:val="ListParagraph"/>
-              <w:numPr>
-                <w:ilvl w:val="0"/>
-                <w:numId w:val="1"/>
-              </w:numPr>
-            </w:pPr>
-            <w:r>
-              <w:rPr>
-                <w:b w:val="false"/>
-                <w:bCs w:val="false"/>
-                <w:color w:val="07090B"/>
-                <w:sz w:val="18"/>
-                <w:szCs w:val="18"/>
-              </w:rPr>
-              <w:t xml:space="preserve">Developed tamper-evident PDF certificates with QR verification, cryptographic hashing, and bulk export capabilities for audit and evidence workflows.</w:t>
-            </w:r>
-          </w:p>
-          <w:p>
-            <w:pPr>
-              <w:pStyle w:val="ListParagraph"/>
-              <w:numPr>
-                <w:ilvl w:val="0"/>
-                <w:numId w:val="1"/>
-              </w:numPr>
-            </w:pPr>
-            <w:r>
-              <w:rPr>
-                <w:b w:val="false"/>
-                <w:bCs w:val="false"/>
-                <w:color w:val="07090B"/>
-                <w:sz w:val="18"/>
-                <w:szCs w:val="18"/>
-              </w:rPr>
-              <w:t xml:space="preserve">Integrated Stripe billing including subscriptions, customer portal, and webhooks, and implemented tenant-based licensing models and soft-lock mechanisms for usage limits.</w:t>
-            </w:r>
-          </w:p>
-          <w:p>
-            <w:pPr>
-              <w:pStyle w:val="ListParagraph"/>
-              <w:numPr>
-                <w:ilvl w:val="0"/>
-                <w:numId w:val="1"/>
-              </w:numPr>
-            </w:pPr>
-            <w:r>
-              <w:rPr>
-                <w:b w:val="false"/>
-                <w:bCs w:val="false"/>
-                <w:color w:val="07090B"/>
-                <w:sz w:val="18"/>
-                <w:szCs w:val="18"/>
-              </w:rPr>
-              <w:t xml:space="preserve">Built with Next.js App Router, TypeScript, Bun, Tailwind, next-intl, Neon Postgres, Resend, and automated testing with Vitest and Playwright.</w:t>
-            </w:r>
-          </w:p>
-          <w:p>
-            <w:pPr>
-              <w:pStyle w:val="ListParagraph"/>
-              <w:numPr>
-                <w:ilvl w:val="0"/>
-                <w:numId w:val="1"/>
-              </w:numPr>
-            </w:pPr>
-            <w:r>
-              <w:rPr>
-                <w:b/>
-                <w:bCs/>
-                <w:color w:val="1B6E5A"/>
-                <w:sz w:val="18"/>
-                <w:szCs w:val="18"/>
-              </w:rPr>
-              <w:t xml:space="preserve">Achievement: Built a production-grade multi-tenant SaaS platform with row-level security, audit logs, and Stripe billing.</w:t>
-            </w:r>
-          </w:p>
-          <w:p>
-            <w:pPr>
-              <w:pStyle w:val="ListParagraph"/>
-              <w:numPr>
-                <w:ilvl w:val="0"/>
-                <w:numId w:val="1"/>
-              </w:numPr>
-            </w:pPr>
-            <w:r>
-              <w:rPr>
-                <w:b/>
-                <w:bCs/>
-                <w:color w:val="1B6E5A"/>
-                <w:sz w:val="18"/>
-                <w:szCs w:val="18"/>
-              </w:rPr>
-              <w:t xml:space="preserve">Achievement: Connected product logic, compliance requirements, and technical implementation in a consistent platform architecture.</w:t>
+              <w:t xml:space="preserve">Seevetal, Germany</w:t>
+            </w:r>
+          </w:p>
+          <w:p>
+            <w:pPr>
+              <w:pStyle w:val="ListParagraph"/>
+              <w:numPr>
+                <w:ilvl w:val="0"/>
+                <w:numId w:val="1"/>
+              </w:numPr>
+            </w:pPr>
+            <w:r>
+              <w:rPr>
+                <w:b w:val="false"/>
+                <w:bCs w:val="false"/>
+                <w:color w:val="07090B"/>
+                <w:sz w:val="18"/>
+                <w:szCs w:val="18"/>
+              </w:rPr>
+              <w:t xml:space="preserve">Founding member with responsibility for data protection and GDPR compliance.</w:t>
+            </w:r>
+          </w:p>
+          <w:p>
+            <w:pPr>
+              <w:pStyle w:val="ListParagraph"/>
+              <w:numPr>
+                <w:ilvl w:val="0"/>
+                <w:numId w:val="1"/>
+              </w:numPr>
+            </w:pPr>
+            <w:r>
+              <w:rPr>
+                <w:b w:val="false"/>
+                <w:bCs w:val="false"/>
+                <w:color w:val="07090B"/>
+                <w:sz w:val="18"/>
+                <w:szCs w:val="18"/>
+              </w:rPr>
+              <w:t xml:space="preserve">Development and maintenance of the organization's backend systems.</w:t>
+            </w:r>
+          </w:p>
+          <w:p>
+            <w:pPr>
+              <w:pStyle w:val="ListParagraph"/>
+              <w:numPr>
+                <w:ilvl w:val="0"/>
+                <w:numId w:val="1"/>
+              </w:numPr>
+            </w:pPr>
+            <w:r>
+              <w:rPr>
+                <w:b w:val="false"/>
+                <w:bCs w:val="false"/>
+                <w:color w:val="07090B"/>
+                <w:sz w:val="18"/>
+                <w:szCs w:val="18"/>
+              </w:rPr>
+              <w:t xml:space="preserve">Design and implementation of AI-supported workflows for case management.</w:t>
+            </w:r>
+          </w:p>
+          <w:p>
+            <w:pPr>
+              <w:pStyle w:val="ListParagraph"/>
+              <w:numPr>
+                <w:ilvl w:val="0"/>
+                <w:numId w:val="1"/>
+              </w:numPr>
+            </w:pPr>
+            <w:r>
+              <w:rPr>
+                <w:b w:val="false"/>
+                <w:bCs w:val="false"/>
+                <w:color w:val="07090B"/>
+                <w:sz w:val="18"/>
+                <w:szCs w:val="18"/>
+              </w:rPr>
+              <w:t xml:space="preserve">Responsible for IT security strategy and risk management.</w:t>
+            </w:r>
+          </w:p>
+          <w:p>
+            <w:pPr>
+              <w:pStyle w:val="ListParagraph"/>
+              <w:numPr>
+                <w:ilvl w:val="0"/>
+                <w:numId w:val="1"/>
+              </w:numPr>
+            </w:pPr>
+            <w:r>
+              <w:rPr>
+                <w:b/>
+                <w:bCs/>
+                <w:color w:val="1B6E5A"/>
+                <w:sz w:val="18"/>
+                <w:szCs w:val="18"/>
+              </w:rPr>
+              <w:t xml:space="preserve">Achievement: Built a GDPR-compliant data protection framework from the ground up.</w:t>
             </w:r>
           </w:p>
           <w:p/>
@@ -1968,17 +1987,17 @@
                 <w:sz w:val="20"/>
                 <w:szCs w:val="20"/>
               </w:rPr>
-              <w:t xml:space="preserve">Founding Member &amp; Data Protection Officer</w:t>
-            </w:r>
-          </w:p>
-          <w:p>
-            <w:r>
-              <w:rPr>
-                <w:color w:val="1B6E5A"/>
-                <w:sz w:val="18"/>
-                <w:szCs w:val="18"/>
-              </w:rPr>
-              <w:t xml:space="preserve">AKTion gegen Krebs gUG</w:t>
+              <w:t xml:space="preserve">Member of the Board</w:t>
+            </w:r>
+          </w:p>
+          <w:p>
+            <w:r>
+              <w:rPr>
+                <w:color w:val="1B6E5A"/>
+                <w:sz w:val="18"/>
+                <w:szCs w:val="18"/>
+              </w:rPr>
+              <w:t xml:space="preserve">DEGIT AG</w:t>
             </w:r>
             <w:r>
               <w:rPr>
@@ -1986,7 +2005,7 @@
                 <w:sz w:val="18"/>
                 <w:szCs w:val="18"/>
               </w:rPr>
-              <w:t xml:space="preserve"> — May 2025 - Present</w:t>
+              <w:t xml:space="preserve"> — May 2018 - Present</w:t>
             </w:r>
           </w:p>
           <w:p>
@@ -1999,102 +2018,83 @@
                 <w:sz w:val="18"/>
                 <w:szCs w:val="18"/>
               </w:rPr>
-              <w:t xml:space="preserve">Seevetal, Germany</w:t>
-            </w:r>
-          </w:p>
-          <w:p>
-            <w:pPr>
-              <w:pStyle w:val="ListParagraph"/>
-              <w:numPr>
-                <w:ilvl w:val="0"/>
-                <w:numId w:val="1"/>
-              </w:numPr>
-            </w:pPr>
-            <w:r>
-              <w:rPr>
-                <w:b w:val="false"/>
-                <w:bCs w:val="false"/>
-                <w:color w:val="07090B"/>
-                <w:sz w:val="18"/>
-                <w:szCs w:val="18"/>
-              </w:rPr>
-              <w:t xml:space="preserve">Founding member with responsibility for data protection and GDPR compliance.</w:t>
-            </w:r>
-          </w:p>
-          <w:p>
-            <w:pPr>
-              <w:pStyle w:val="ListParagraph"/>
-              <w:numPr>
-                <w:ilvl w:val="0"/>
-                <w:numId w:val="1"/>
-              </w:numPr>
-            </w:pPr>
-            <w:r>
-              <w:rPr>
-                <w:b w:val="false"/>
-                <w:bCs w:val="false"/>
-                <w:color w:val="07090B"/>
-                <w:sz w:val="18"/>
-                <w:szCs w:val="18"/>
-              </w:rPr>
-              <w:t xml:space="preserve">Development and maintenance of the organization's backend systems.</w:t>
-            </w:r>
-          </w:p>
-          <w:p>
-            <w:pPr>
-              <w:pStyle w:val="ListParagraph"/>
-              <w:numPr>
-                <w:ilvl w:val="0"/>
-                <w:numId w:val="1"/>
-              </w:numPr>
-            </w:pPr>
-            <w:r>
-              <w:rPr>
-                <w:b w:val="false"/>
-                <w:bCs w:val="false"/>
-                <w:color w:val="07090B"/>
-                <w:sz w:val="18"/>
-                <w:szCs w:val="18"/>
-              </w:rPr>
-              <w:t xml:space="preserve">Design and implementation of AI-supported workflows for case management.</w:t>
-            </w:r>
-          </w:p>
-          <w:p>
-            <w:pPr>
-              <w:pStyle w:val="ListParagraph"/>
-              <w:numPr>
-                <w:ilvl w:val="0"/>
-                <w:numId w:val="1"/>
-              </w:numPr>
-            </w:pPr>
-            <w:r>
-              <w:rPr>
-                <w:b w:val="false"/>
-                <w:bCs w:val="false"/>
-                <w:color w:val="07090B"/>
-                <w:sz w:val="18"/>
-                <w:szCs w:val="18"/>
-              </w:rPr>
-              <w:t xml:space="preserve">Responsible for IT security strategy and risk management.</w:t>
-            </w:r>
-          </w:p>
-          <w:p>
-            <w:pPr>
-              <w:pStyle w:val="ListParagraph"/>
-              <w:numPr>
-                <w:ilvl w:val="0"/>
-                <w:numId w:val="1"/>
-              </w:numPr>
-            </w:pPr>
-            <w:r>
-              <w:rPr>
-                <w:b/>
-                <w:bCs/>
-                <w:color w:val="1B6E5A"/>
-                <w:sz w:val="18"/>
-                <w:szCs w:val="18"/>
-              </w:rPr>
-              <w:t xml:space="preserve">Achievement: Built a GDPR-compliant data protection framework from the ground up.</w:t>
+              <w:t xml:space="preserve">Hockenheim, Germany</w:t>
+            </w:r>
+          </w:p>
+          <w:p>
+            <w:pPr>
+              <w:pStyle w:val="ListParagraph"/>
+              <w:numPr>
+                <w:ilvl w:val="0"/>
+                <w:numId w:val="1"/>
+              </w:numPr>
+            </w:pPr>
+            <w:r>
+              <w:rPr>
+                <w:b w:val="false"/>
+                <w:bCs w:val="false"/>
+                <w:color w:val="07090B"/>
+                <w:sz w:val="18"/>
+                <w:szCs w:val="18"/>
+              </w:rPr>
+              <w:t xml:space="preserve">Board-level responsibility for information security, privacy, and compliance topics.</w:t>
+            </w:r>
+          </w:p>
+          <w:p>
+            <w:pPr>
+              <w:pStyle w:val="ListParagraph"/>
+              <w:numPr>
+                <w:ilvl w:val="0"/>
+                <w:numId w:val="1"/>
+              </w:numPr>
+            </w:pPr>
+            <w:r>
+              <w:rPr>
+                <w:b w:val="false"/>
+                <w:bCs w:val="false"/>
+                <w:color w:val="07090B"/>
+                <w:sz w:val="18"/>
+                <w:szCs w:val="18"/>
+              </w:rPr>
+              <w:t xml:space="preserve">Trusted advisor for security, infrastructure, and regulatory requirements across client engagements.</w:t>
+            </w:r>
+          </w:p>
+          <w:p>
+            <w:pPr>
+              <w:pStyle w:val="ListParagraph"/>
+              <w:numPr>
+                <w:ilvl w:val="0"/>
+                <w:numId w:val="1"/>
+              </w:numPr>
+            </w:pPr>
+            <w:r>
+              <w:rPr>
+                <w:b w:val="false"/>
+                <w:bCs w:val="false"/>
+                <w:color w:val="07090B"/>
+                <w:sz w:val="18"/>
+                <w:szCs w:val="18"/>
+              </w:rPr>
+              <w:t xml:space="preserve">Contributed to secure and compliant IT architectures with a focus on modern technologies such as IPv6, Zero Trust, and Zero-Config VPN approaches.</w:t>
+            </w:r>
+          </w:p>
+          <w:p>
+            <w:pPr>
+              <w:pStyle w:val="ListParagraph"/>
+              <w:numPr>
+                <w:ilvl w:val="0"/>
+                <w:numId w:val="1"/>
+              </w:numPr>
+            </w:pPr>
+            <w:r>
+              <w:rPr>
+                <w:b w:val="false"/>
+                <w:bCs w:val="false"/>
+                <w:color w:val="07090B"/>
+                <w:sz w:val="18"/>
+                <w:szCs w:val="18"/>
+              </w:rPr>
+              <w:t xml:space="preserve">Connected governance requirements with practical technical implementation across security and infrastructure initiatives.</w:t>
             </w:r>
           </w:p>
           <w:p/>
@@ -2124,7 +2124,7 @@
                 <w:sz w:val="18"/>
                 <w:szCs w:val="18"/>
               </w:rPr>
-              <w:t xml:space="preserve"> — Aug 2025 – Oct 2025</w:t>
+              <w:t xml:space="preserve"> — Aug 2025 - Oct 2025</w:t>
             </w:r>
           </w:p>
           <w:p>
@@ -2365,23 +2365,23 @@
                 <w:sz w:val="18"/>
                 <w:szCs w:val="18"/>
               </w:rPr>
-              <w:t xml:space="preserve">ISO27001</w:t>
-            </w:r>
-            <w:r>
-              <w:rPr>
-                <w:color w:val="1B6E5A"/>
-                <w:sz w:val="18"/>
-                <w:szCs w:val="18"/>
-              </w:rPr>
-              <w:t xml:space="preserve">, </w:t>
-            </w:r>
-            <w:r>
-              <w:rPr>
-                <w:color w:val="1B6E5A"/>
-                <w:sz w:val="18"/>
-                <w:szCs w:val="18"/>
-              </w:rPr>
-              <w:t xml:space="preserve">SOC2</w:t>
+              <w:t xml:space="preserve">ISO 27001</w:t>
+            </w:r>
+            <w:r>
+              <w:rPr>
+                <w:color w:val="1B6E5A"/>
+                <w:sz w:val="18"/>
+                <w:szCs w:val="18"/>
+              </w:rPr>
+              <w:t xml:space="preserve">, </w:t>
+            </w:r>
+            <w:r>
+              <w:rPr>
+                <w:color w:val="1B6E5A"/>
+                <w:sz w:val="18"/>
+                <w:szCs w:val="18"/>
+              </w:rPr>
+              <w:t xml:space="preserve">SOC 2</w:t>
             </w:r>
             <w:r>
               <w:rPr>
@@ -2461,7 +2461,7 @@
                 <w:sz w:val="18"/>
                 <w:szCs w:val="18"/>
               </w:rPr>
-              <w:t xml:space="preserve">Vulnerability Mgmt.</w:t>
+              <w:t xml:space="preserve">Vulnerability Management</w:t>
             </w:r>
             <w:r>
               <w:rPr>

--- a/public/uwe-schwarz-cv-en-2026-10-17.docx
+++ b/public/uwe-schwarz-cv-en-2026-10-17.docx
@@ -349,7 +349,7 @@
                 <w:sz w:val="18"/>
                 <w:szCs w:val="18"/>
               </w:rPr>
-              <w:t xml:space="preserve">With more than two decades of hands-on experience across IT, infrastructure, and security, I build secure, scalable, and durable systems. My focus is on the architecture and implementation of technical solutions — from Linux and network infrastructure to security- and compliance-oriented platforms, as well as modern software for multi-tenant SaaS products.</w:t>
+              <w:t xml:space="preserve">You get systems that hold up: secure, scalable, and easy to work with day to day. For more than 20 years, I have been translating complexity and regulatory requirements into solutions that actually work — from the first concept to running operations. Along the way, I combine technical depth with pragmatism and clear communication.</w:t>
             </w:r>
           </w:p>
           <w:p>
@@ -361,7 +361,7 @@
                 <w:sz w:val="18"/>
                 <w:szCs w:val="18"/>
               </w:rPr>
-              <w:t xml:space="preserve">I work at the intersection of technical depth and clear execution. Whether it is platform architecture, security-by-design, infrastructure modernization, or translating regulatory requirements into robust technical systems, I combine architecture, engineering, and pragmatism to turn complexity into working solutions.</w:t>
+              <w:t xml:space="preserve">My focus areas are architecture, security, infrastructure, and AI. My path runs from Linux and network infrastructure through security and compliance platforms to multi-tenant SaaS products. I don't just follow AI, I use it hands-on — with new models, tools, and workflows that are useful, well built, and secure to operate.</w:t>
             </w:r>
           </w:p>
           <w:p>
@@ -425,7 +425,7 @@
                 <w:sz w:val="20"/>
                 <w:szCs w:val="20"/>
               </w:rPr>
-              <w:t xml:space="preserve">Technical Program Lead IPv6 Migration &amp; IP Address Management with Infoblox</w:t>
+              <w:t xml:space="preserve">Technical Program Lead IPv6</w:t>
             </w:r>
           </w:p>
           <w:p>
@@ -582,7 +582,7 @@
                 <w:sz w:val="20"/>
                 <w:szCs w:val="20"/>
               </w:rPr>
-              <w:t xml:space="preserve">Technical Subproject Lead Data Center Migration &amp; Backup Modernization</w:t>
+              <w:t xml:space="preserve">Subproject Lead Data Center Migration</w:t>
             </w:r>
           </w:p>
           <w:p>
@@ -739,7 +739,7 @@
                 <w:sz w:val="20"/>
                 <w:szCs w:val="20"/>
               </w:rPr>
-              <w:t xml:space="preserve">Information Security Engineer &amp; Compliance</w:t>
+              <w:t xml:space="preserve">Security &amp; Compliance Engineer</w:t>
             </w:r>
           </w:p>
           <w:p>
@@ -953,7 +953,7 @@
                 <w:sz w:val="20"/>
                 <w:szCs w:val="20"/>
               </w:rPr>
-              <w:t xml:space="preserve">Security Engineer &amp; Incident Response</w:t>
+              <w:t xml:space="preserve">Security Engineer &amp; Incident Responder</w:t>
             </w:r>
           </w:p>
           <w:p>
@@ -1438,7 +1438,7 @@
                 <w:sz w:val="20"/>
                 <w:szCs w:val="20"/>
               </w:rPr>
-              <w:t xml:space="preserve">System Architect Email Archiving</w:t>
+              <w:t xml:space="preserve">System Architect Email Archive</w:t>
             </w:r>
           </w:p>
           <w:p>
@@ -1654,7 +1654,7 @@
                 <w:sz w:val="20"/>
                 <w:szCs w:val="20"/>
               </w:rPr>
-              <w:t xml:space="preserve">Lead Software Engineer – SchlauFabrik Training Platform</w:t>
+              <w:t xml:space="preserve">Lead Software Engineer – SchlauFabrik</w:t>
             </w:r>
           </w:p>
           <w:p>
@@ -2106,7 +2106,7 @@
                 <w:sz w:val="20"/>
                 <w:szCs w:val="20"/>
               </w:rPr>
-              <w:t xml:space="preserve">AI Training Platform &amp; AI Tools Evaluation</w:t>
+              <w:t xml:space="preserve">AI Training &amp; Tool Evaluation</w:t>
             </w:r>
           </w:p>
           <w:p>
